--- a/fra/docx/35.content.docx
+++ b/fra/docx/35.content.docx
@@ -459,19 +459,7 @@
         <w:rPr>
           <w:lang w:val="fr_FR" w:bidi="fr_FR"/>
         </w:rPr>
-        <w:t xml:space="preserve">À l’époque d’Habakuk, la destruction et la violence gagnaient la société judéenne (voir </w:t>
-      </w:r>
-      <w:r>
-        <w:rPr>
-          <w:lang w:val="fr_FR" w:bidi="fr_FR"/>
-        </w:rPr>
-        <w:t>Introduction au livre d’Habakuk</w:t>
-      </w:r>
-      <w:r>
-        <w:rPr>
-          <w:lang w:val="fr_FR" w:bidi="fr_FR"/>
-        </w:rPr>
-        <w:t>, « Contexte »).</w:t>
+        <w:t>À l’époque d’Habakuk, la destruction et la violence gagnaient la société judéenne (voir Introduction au livre d’Habakuk, « Contexte »).</w:t>
       </w:r>
       <w:r>
         <w:rPr>
